--- a/docs/FixerNation_User_Guide.docx
+++ b/docs/FixerNation_User_Guide.docx
@@ -92,7 +92,7 @@
           <w:sz w:val="20"/>
           <w:szCs w:val="20"/>
         </w:rPr>
-        <w:t xml:space="preserve">v2.0 — SP-1 through SP-53</w:t>
+        <w:t xml:space="preserve">v3.0 — All 65 sprints complete + full Playwright e2e coverage</w:t>
       </w:r>
     </w:p>
     <w:p>
@@ -2840,6 +2840,29 @@
     </w:p>
     <w:p>
       <w:pPr>
+        <w:spacing w:after="60" w:before="60"/>
+        <w:ind w:left="360"/>
+      </w:pPr>
+      <w:r>
+        <w:rPr>
+          <w:sz w:val="22"/>
+          <w:szCs w:val="22"/>
+        </w:rPr>
+        <w:t xml:space="preserve">8.  The account stays unverified until that link is clicked</w:t>
+      </w:r>
+      <w:r>
+        <w:rPr>
+          <w:i/>
+          <w:iCs/>
+          <w:color w:val="4A5568"/>
+          <w:sz w:val="22"/>
+          <w:szCs w:val="22"/>
+        </w:rPr>
+        <w:t xml:space="preserve">  — trying to sign in before verifying fails with the same generic "Your email or password is incorrect." message used for any bad credentials, not a distinct "please verify your email" message; sign-in succeeds only after the emailed link is clicked</w:t>
+      </w:r>
+    </w:p>
+    <w:p>
+      <w:pPr>
         <w:spacing w:after="0" w:before="60"/>
       </w:pPr>
     </w:p>
@@ -2903,7 +2926,7 @@
           <w:sz w:val="22"/>
           <w:szCs w:val="22"/>
         </w:rPr>
-        <w:t xml:space="preserve">  — error message shown</w:t>
+        <w:t xml:space="preserve">  — no error is shown; the same "Check your email" success screen appears and no second account is created, so the flow doesn't reveal which emails are already registered</w:t>
       </w:r>
     </w:p>
     <w:p>
@@ -5836,7 +5859,7 @@
           <w:sz w:val="22"/>
           <w:szCs w:val="22"/>
         </w:rPr>
-        <w:t xml:space="preserve">  — cards filter in real time</w:t>
+        <w:t xml:space="preserve">  — the match is checked against all three fields (name, username, and headline); filtering happens client-side against the already-loaded list, instantly and with no page reload or network request</w:t>
       </w:r>
     </w:p>
     <w:p>
@@ -6391,6 +6414,35 @@
     </w:p>
     <w:p>
       <w:pPr>
+        <w:pBdr>
+          <w:left w:val="single" w:color="D97706" w:sz="6" w:space="8"/>
+        </w:pBdr>
+        <w:spacing w:after="120" w:before="120"/>
+        <w:ind w:left="360" w:right="360"/>
+      </w:pPr>
+      <w:r>
+        <w:rPr>
+          <w:b/>
+          <w:bCs/>
+          <w:color w:val="744210"/>
+          <w:sz w:val="20"/>
+          <w:szCs w:val="20"/>
+        </w:rPr>
+        <w:t xml:space="preserve">Note: </w:t>
+      </w:r>
+      <w:r>
+        <w:rPr>
+          <w:i/>
+          <w:iCs/>
+          <w:color w:val="744210"/>
+          <w:sz w:val="20"/>
+          <w:szCs w:val="20"/>
+        </w:rPr>
+        <w:t xml:space="preserve">Confirmed by e2e testing this session — viewing someone else's profile (not your own) shows a "Message" button in place of "Edit profile". A signed-out visitor instead sees a "Sign in to message" link, with no "Message" button and no owner controls.</w:t>
+      </w:r>
+    </w:p>
+    <w:p>
+      <w:pPr>
         <w:pStyle w:val="Heading2"/>
         <w:spacing w:after="80" w:before="360"/>
       </w:pPr>
@@ -9349,6 +9401,2152 @@
           <w:szCs w:val="20"/>
         </w:rPr>
         <w:t xml:space="preserve">Your ambassador profile page (/account/ambassador) is where you edit your territory, bio, website, and phone, and copy your referral link — it does not show commission totals or promo codes directly. Those live on the two pages above.</w:t>
+      </w:r>
+    </w:p>
+    <w:p>
+      <w:r>
+        <w:br w:type="page"/>
+      </w:r>
+    </w:p>
+    <w:p>
+      <w:pPr>
+        <w:pStyle w:val="Heading1"/>
+        <w:spacing w:after="120" w:before="480"/>
+      </w:pPr>
+      <w:r>
+        <w:t xml:space="preserve">Part 10: Personal Growth &amp; Wellbeing (SP-54–65)</w:t>
+      </w:r>
+    </w:p>
+    <w:p>
+      <w:pPr>
+        <w:spacing w:after="80" w:before="80"/>
+      </w:pPr>
+      <w:r>
+        <w:rPr>
+          <w:color w:val="1A1A1A"/>
+          <w:sz w:val="22"/>
+          <w:szCs w:val="22"/>
+        </w:rPr>
+        <w:t xml:space="preserve">This part covers the member-facing goal-setting, guided-program, and self-tracking features added in SP-54 through SP-65. Most of them live together under the "My Journey" group in the account navigation.</w:t>
+      </w:r>
+    </w:p>
+    <w:p>
+      <w:pPr>
+        <w:pStyle w:val="Heading2"/>
+        <w:spacing w:after="80" w:before="360"/>
+      </w:pPr>
+      <w:r>
+        <w:t xml:space="preserve">10.1  Focus &amp; Goals</w:t>
+      </w:r>
+    </w:p>
+    <w:p>
+      <w:pPr>
+        <w:spacing w:after="100" w:before="60"/>
+      </w:pPr>
+      <w:r>
+        <w:rPr>
+          <w:b/>
+          <w:bCs/>
+          <w:color w:val="2D3748"/>
+          <w:sz w:val="22"/>
+          <w:szCs w:val="22"/>
+        </w:rPr>
+        <w:t xml:space="preserve">URL: </w:t>
+      </w:r>
+      <w:r>
+        <w:rPr>
+          <w:rFonts w:ascii="Courier New" w:cs="Courier New" w:eastAsia="Courier New" w:hAnsi="Courier New"/>
+          <w:color w:val="2B6CB0"/>
+          <w:sz w:val="22"/>
+          <w:szCs w:val="22"/>
+        </w:rPr>
+        <w:t xml:space="preserve">fixernation.org/account/focus</w:t>
+      </w:r>
+    </w:p>
+    <w:p>
+      <w:pPr>
+        <w:pBdr>
+          <w:top w:val="single" w:color="CBD5E0" w:sz="4" w:space="4"/>
+          <w:bottom w:val="single" w:color="CBD5E0" w:sz="4" w:space="4"/>
+          <w:left w:val="single" w:color="CBD5E0" w:sz="4" w:space="4"/>
+          <w:right w:val="single" w:color="CBD5E0" w:sz="4" w:space="4"/>
+        </w:pBdr>
+        <w:spacing w:after="240" w:before="120"/>
+      </w:pPr>
+      <w:r>
+        <w:drawing>
+          <wp:inline distT="0" distB="0" distL="0" distR="0">
+            <wp:extent cx="5486400" cy="3429000"/>
+            <wp:effectExtent t="0" r="0" b="0" l="0"/>
+            <wp:docPr id="1" name="" descr="" title=""/>
+            <wp:cNvGraphicFramePr>
+              <a:graphicFrameLocks xmlns:a="http://schemas.openxmlformats.org/drawingml/2006/main" noChangeAspect="1"/>
+            </wp:cNvGraphicFramePr>
+            <a:graphic xmlns:a="http://schemas.openxmlformats.org/drawingml/2006/main">
+              <a:graphicData uri="http://schemas.openxmlformats.org/drawingml/2006/picture">
+                <pic:pic xmlns:pic="http://schemas.openxmlformats.org/drawingml/2006/picture">
+                  <pic:nvPicPr>
+                    <pic:cNvPr id="0" name="" descr=""/>
+                    <pic:cNvPicPr>
+                      <a:picLocks noChangeAspect="1" noChangeArrowheads="1"/>
+                    </pic:cNvPicPr>
+                  </pic:nvPicPr>
+                  <pic:blipFill>
+                    <a:blip r:embed="rId29" cstate="none"/>
+                    <a:srcRect/>
+                    <a:stretch>
+                      <a:fillRect/>
+                    </a:stretch>
+                  </pic:blipFill>
+                  <pic:spPr bwMode="auto">
+                    <a:xfrm>
+                      <a:off x="0" y="0"/>
+                      <a:ext cx="5486400" cy="3429000"/>
+                    </a:xfrm>
+                    <a:prstGeom prst="rect">
+                      <a:avLst/>
+                    </a:prstGeom>
+                  </pic:spPr>
+                </pic:pic>
+              </a:graphicData>
+            </a:graphic>
+          </wp:inline>
+        </w:drawing>
+      </w:r>
+    </w:p>
+    <w:p>
+      <w:pPr>
+        <w:spacing w:after="60" w:before="160"/>
+      </w:pPr>
+      <w:r>
+        <w:rPr>
+          <w:b/>
+          <w:bCs/>
+          <w:color w:val="2D3748"/>
+          <w:sz w:val="22"/>
+          <w:szCs w:val="22"/>
+        </w:rPr>
+        <w:t xml:space="preserve">How to get here:</w:t>
+      </w:r>
+    </w:p>
+    <w:p>
+      <w:pPr>
+        <w:spacing w:after="60" w:before="60"/>
+        <w:ind w:left="360"/>
+      </w:pPr>
+      <w:r>
+        <w:rPr>
+          <w:sz w:val="22"/>
+          <w:szCs w:val="22"/>
+        </w:rPr>
+        <w:t xml:space="preserve">1.  From any account page, click "Focus &amp; Goals" under My Journey in the account nav</w:t>
+      </w:r>
+    </w:p>
+    <w:p>
+      <w:pPr>
+        <w:spacing w:after="60" w:before="160"/>
+      </w:pPr>
+      <w:r>
+        <w:rPr>
+          <w:b/>
+          <w:bCs/>
+          <w:color w:val="2D3748"/>
+          <w:sz w:val="22"/>
+          <w:szCs w:val="22"/>
+        </w:rPr>
+        <w:t xml:space="preserve">What to verify:</w:t>
+      </w:r>
+    </w:p>
+    <w:p>
+      <w:pPr>
+        <w:spacing w:after="60" w:before="60"/>
+        <w:ind w:left="360"/>
+      </w:pPr>
+      <w:r>
+        <w:rPr>
+          <w:sz w:val="22"/>
+          <w:szCs w:val="22"/>
+        </w:rPr>
+        <w:t xml:space="preserve">1.  Pick one main focus area</w:t>
+      </w:r>
+      <w:r>
+        <w:rPr>
+          <w:i/>
+          <w:iCs/>
+          <w:color w:val="4A5568"/>
+          <w:sz w:val="22"/>
+          <w:szCs w:val="22"/>
+        </w:rPr>
+        <w:t xml:space="preserve">  — selecting a new one clears it from the secondary list if it was there</w:t>
+      </w:r>
+    </w:p>
+    <w:p>
+      <w:pPr>
+        <w:spacing w:after="60" w:before="60"/>
+        <w:ind w:left="360"/>
+      </w:pPr>
+      <w:r>
+        <w:rPr>
+          <w:sz w:val="22"/>
+          <w:szCs w:val="22"/>
+        </w:rPr>
+        <w:t xml:space="preserve">2.  Pick up to two secondary focus areas</w:t>
+      </w:r>
+      <w:r>
+        <w:rPr>
+          <w:i/>
+          <w:iCs/>
+          <w:color w:val="4A5568"/>
+          <w:sz w:val="22"/>
+          <w:szCs w:val="22"/>
+        </w:rPr>
+        <w:t xml:space="preserve">  — a third option is disabled until one is removed</w:t>
+      </w:r>
+    </w:p>
+    <w:p>
+      <w:pPr>
+        <w:spacing w:after="60" w:before="60"/>
+        <w:ind w:left="360"/>
+      </w:pPr>
+      <w:r>
+        <w:rPr>
+          <w:sz w:val="22"/>
+          <w:szCs w:val="22"/>
+        </w:rPr>
+        <w:t xml:space="preserve">3.  Preferred depth: Quick hit / Short read / Go deeper</w:t>
+      </w:r>
+      <w:r>
+        <w:rPr>
+          <w:i/>
+          <w:iCs/>
+          <w:color w:val="4A5568"/>
+          <w:sz w:val="22"/>
+          <w:szCs w:val="22"/>
+        </w:rPr>
+        <w:t xml:space="preserve">  — only one is selectable at a time</w:t>
+      </w:r>
+    </w:p>
+    <w:p>
+      <w:pPr>
+        <w:spacing w:after="60" w:before="60"/>
+        <w:ind w:left="360"/>
+      </w:pPr>
+      <w:r>
+        <w:rPr>
+          <w:sz w:val="22"/>
+          <w:szCs w:val="22"/>
+        </w:rPr>
+        <w:t xml:space="preserve">4.  Formats you enjoy: multi-select chips (Articles &amp; guides, Audio, Video, Reflection prompts, Challenges)</w:t>
+      </w:r>
+    </w:p>
+    <w:p>
+      <w:pPr>
+        <w:spacing w:after="60" w:before="60"/>
+        <w:ind w:left="360"/>
+      </w:pPr>
+      <w:r>
+        <w:rPr>
+          <w:sz w:val="22"/>
+          <w:szCs w:val="22"/>
+        </w:rPr>
+        <w:t xml:space="preserve">5.  Daily reminder toggle</w:t>
+      </w:r>
+      <w:r>
+        <w:rPr>
+          <w:i/>
+          <w:iCs/>
+          <w:color w:val="4A5568"/>
+          <w:sz w:val="22"/>
+          <w:szCs w:val="22"/>
+        </w:rPr>
+        <w:t xml:space="preserve">  — turning it on reveals a time picker (default 08:00)</w:t>
+      </w:r>
+    </w:p>
+    <w:p>
+      <w:pPr>
+        <w:spacing w:after="60" w:before="60"/>
+        <w:ind w:left="360"/>
+      </w:pPr>
+      <w:r>
+        <w:rPr>
+          <w:sz w:val="22"/>
+          <w:szCs w:val="22"/>
+        </w:rPr>
+        <w:t xml:space="preserve">6.  Click "Save focus &amp; preferences"</w:t>
+      </w:r>
+      <w:r>
+        <w:rPr>
+          <w:i/>
+          <w:iCs/>
+          <w:color w:val="4A5568"/>
+          <w:sz w:val="22"/>
+          <w:szCs w:val="22"/>
+        </w:rPr>
+        <w:t xml:space="preserve">  — a green confirmation message appears; an error message appears if the save fails</w:t>
+      </w:r>
+    </w:p>
+    <w:p>
+      <w:pPr>
+        <w:pStyle w:val="Heading2"/>
+        <w:spacing w:after="80" w:before="360"/>
+      </w:pPr>
+      <w:r>
+        <w:t xml:space="preserve">10.2  My Fixer Plan</w:t>
+      </w:r>
+    </w:p>
+    <w:p>
+      <w:pPr>
+        <w:spacing w:after="100" w:before="60"/>
+      </w:pPr>
+      <w:r>
+        <w:rPr>
+          <w:b/>
+          <w:bCs/>
+          <w:color w:val="2D3748"/>
+          <w:sz w:val="22"/>
+          <w:szCs w:val="22"/>
+        </w:rPr>
+        <w:t xml:space="preserve">URL: </w:t>
+      </w:r>
+      <w:r>
+        <w:rPr>
+          <w:rFonts w:ascii="Courier New" w:cs="Courier New" w:eastAsia="Courier New" w:hAnsi="Courier New"/>
+          <w:color w:val="2B6CB0"/>
+          <w:sz w:val="22"/>
+          <w:szCs w:val="22"/>
+        </w:rPr>
+        <w:t xml:space="preserve">fixernation.org/account/my-plan</w:t>
+      </w:r>
+    </w:p>
+    <w:p>
+      <w:pPr>
+        <w:pBdr>
+          <w:top w:val="single" w:color="CBD5E0" w:sz="4" w:space="4"/>
+          <w:bottom w:val="single" w:color="CBD5E0" w:sz="4" w:space="4"/>
+          <w:left w:val="single" w:color="CBD5E0" w:sz="4" w:space="4"/>
+          <w:right w:val="single" w:color="CBD5E0" w:sz="4" w:space="4"/>
+        </w:pBdr>
+        <w:spacing w:after="240" w:before="120"/>
+      </w:pPr>
+      <w:r>
+        <w:drawing>
+          <wp:inline distT="0" distB="0" distL="0" distR="0">
+            <wp:extent cx="5486400" cy="3429000"/>
+            <wp:effectExtent t="0" r="0" b="0" l="0"/>
+            <wp:docPr id="1" name="" descr="" title=""/>
+            <wp:cNvGraphicFramePr>
+              <a:graphicFrameLocks xmlns:a="http://schemas.openxmlformats.org/drawingml/2006/main" noChangeAspect="1"/>
+            </wp:cNvGraphicFramePr>
+            <a:graphic xmlns:a="http://schemas.openxmlformats.org/drawingml/2006/main">
+              <a:graphicData uri="http://schemas.openxmlformats.org/drawingml/2006/picture">
+                <pic:pic xmlns:pic="http://schemas.openxmlformats.org/drawingml/2006/picture">
+                  <pic:nvPicPr>
+                    <pic:cNvPr id="0" name="" descr=""/>
+                    <pic:cNvPicPr>
+                      <a:picLocks noChangeAspect="1" noChangeArrowheads="1"/>
+                    </pic:cNvPicPr>
+                  </pic:nvPicPr>
+                  <pic:blipFill>
+                    <a:blip r:embed="rId30" cstate="none"/>
+                    <a:srcRect/>
+                    <a:stretch>
+                      <a:fillRect/>
+                    </a:stretch>
+                  </pic:blipFill>
+                  <pic:spPr bwMode="auto">
+                    <a:xfrm>
+                      <a:off x="0" y="0"/>
+                      <a:ext cx="5486400" cy="3429000"/>
+                    </a:xfrm>
+                    <a:prstGeom prst="rect">
+                      <a:avLst/>
+                    </a:prstGeom>
+                  </pic:spPr>
+                </pic:pic>
+              </a:graphicData>
+            </a:graphic>
+          </wp:inline>
+        </w:drawing>
+      </w:r>
+    </w:p>
+    <w:p>
+      <w:pPr>
+        <w:spacing w:after="60" w:before="160"/>
+      </w:pPr>
+      <w:r>
+        <w:rPr>
+          <w:b/>
+          <w:bCs/>
+          <w:color w:val="2D3748"/>
+          <w:sz w:val="22"/>
+          <w:szCs w:val="22"/>
+        </w:rPr>
+        <w:t xml:space="preserve">How to get here:</w:t>
+      </w:r>
+    </w:p>
+    <w:p>
+      <w:pPr>
+        <w:spacing w:after="60" w:before="60"/>
+        <w:ind w:left="360"/>
+      </w:pPr>
+      <w:r>
+        <w:rPr>
+          <w:sz w:val="22"/>
+          <w:szCs w:val="22"/>
+        </w:rPr>
+        <w:t xml:space="preserve">1.  Click "My Plan" under My Journey in the account nav</w:t>
+      </w:r>
+    </w:p>
+    <w:p>
+      <w:pPr>
+        <w:spacing w:after="60" w:before="160"/>
+      </w:pPr>
+      <w:r>
+        <w:rPr>
+          <w:b/>
+          <w:bCs/>
+          <w:color w:val="2D3748"/>
+          <w:sz w:val="22"/>
+          <w:szCs w:val="22"/>
+        </w:rPr>
+        <w:t xml:space="preserve">What to verify:</w:t>
+      </w:r>
+    </w:p>
+    <w:p>
+      <w:pPr>
+        <w:spacing w:after="60" w:before="60"/>
+        <w:ind w:left="360"/>
+      </w:pPr>
+      <w:r>
+        <w:rPr>
+          <w:sz w:val="22"/>
+          <w:szCs w:val="22"/>
+        </w:rPr>
+        <w:t xml:space="preserve">1.  "New plan" creates a plan with a name</w:t>
+      </w:r>
+      <w:r>
+        <w:rPr>
+          <w:i/>
+          <w:iCs/>
+          <w:color w:val="4A5568"/>
+          <w:sz w:val="22"/>
+          <w:szCs w:val="22"/>
+        </w:rPr>
+        <w:t xml:space="preserve">  — creating a new plan while one is active pauses the old one and moves it into Past plans</w:t>
+      </w:r>
+    </w:p>
+    <w:p>
+      <w:pPr>
+        <w:spacing w:after="60" w:before="60"/>
+        <w:ind w:left="360"/>
+      </w:pPr>
+      <w:r>
+        <w:rPr>
+          <w:sz w:val="22"/>
+          <w:szCs w:val="22"/>
+        </w:rPr>
+        <w:t xml:space="preserve">2.  "Add item" attaches a type (Content, Action, Pathway, Challenge, Group, Provider, Book, or Event), a title, and optional notes</w:t>
+      </w:r>
+    </w:p>
+    <w:p>
+      <w:pPr>
+        <w:spacing w:after="60" w:before="60"/>
+        <w:ind w:left="360"/>
+      </w:pPr>
+      <w:r>
+        <w:rPr>
+          <w:sz w:val="22"/>
+          <w:szCs w:val="22"/>
+        </w:rPr>
+        <w:t xml:space="preserve">3.  Each item can be marked Done, Skip, or removed with the ✕ button</w:t>
+      </w:r>
+      <w:r>
+        <w:rPr>
+          <w:i/>
+          <w:iCs/>
+          <w:color w:val="4A5568"/>
+          <w:sz w:val="22"/>
+          <w:szCs w:val="22"/>
+        </w:rPr>
+        <w:t xml:space="preserve">  — Done/Skipped items move into a "Done" list with an Undo option</w:t>
+      </w:r>
+    </w:p>
+    <w:p>
+      <w:pPr>
+        <w:spacing w:after="60" w:before="60"/>
+        <w:ind w:left="360"/>
+      </w:pPr>
+      <w:r>
+        <w:rPr>
+          <w:sz w:val="22"/>
+          <w:szCs w:val="22"/>
+        </w:rPr>
+        <w:t xml:space="preserve">4.  "Archive this plan" (confirmation required) clears the active plan and adds it to Past plans</w:t>
+      </w:r>
+    </w:p>
+    <w:p>
+      <w:pPr>
+        <w:spacing w:after="60" w:before="60"/>
+        <w:ind w:left="360"/>
+      </w:pPr>
+      <w:r>
+        <w:rPr>
+          <w:sz w:val="22"/>
+          <w:szCs w:val="22"/>
+        </w:rPr>
+        <w:t xml:space="preserve">5.  Past plans section shows up to 5 prior plans with their status (paused, completed, or archived)</w:t>
+      </w:r>
+    </w:p>
+    <w:p>
+      <w:pPr>
+        <w:pBdr>
+          <w:left w:val="single" w:color="D97706" w:sz="6" w:space="8"/>
+        </w:pBdr>
+        <w:spacing w:after="120" w:before="120"/>
+        <w:ind w:left="360" w:right="360"/>
+      </w:pPr>
+      <w:r>
+        <w:rPr>
+          <w:b/>
+          <w:bCs/>
+          <w:color w:val="744210"/>
+          <w:sz w:val="20"/>
+          <w:szCs w:val="20"/>
+        </w:rPr>
+        <w:t xml:space="preserve">Note: </w:t>
+      </w:r>
+      <w:r>
+        <w:rPr>
+          <w:i/>
+          <w:iCs/>
+          <w:color w:val="744210"/>
+          <w:sz w:val="20"/>
+          <w:szCs w:val="20"/>
+        </w:rPr>
+        <w:t xml:space="preserve">There is also an /account/actions page ("My Actions") for lightweight to-dos — add a title, then mark items Done, Skip, or Delete. It is not currently linked from the account navigation or from My Fixer Plan, so reach it by typing the URL directly.</w:t>
+      </w:r>
+    </w:p>
+    <w:p>
+      <w:pPr>
+        <w:pStyle w:val="Heading2"/>
+        <w:spacing w:after="80" w:before="360"/>
+      </w:pPr>
+      <w:r>
+        <w:t xml:space="preserve">10.3  Growth Pathways</w:t>
+      </w:r>
+    </w:p>
+    <w:p>
+      <w:pPr>
+        <w:spacing w:after="100" w:before="60"/>
+      </w:pPr>
+      <w:r>
+        <w:rPr>
+          <w:b/>
+          <w:bCs/>
+          <w:color w:val="2D3748"/>
+          <w:sz w:val="22"/>
+          <w:szCs w:val="22"/>
+        </w:rPr>
+        <w:t xml:space="preserve">Public URL: </w:t>
+      </w:r>
+      <w:r>
+        <w:rPr>
+          <w:rFonts w:ascii="Courier New" w:cs="Courier New" w:eastAsia="Courier New" w:hAnsi="Courier New"/>
+          <w:color w:val="2B6CB0"/>
+          <w:sz w:val="22"/>
+          <w:szCs w:val="22"/>
+        </w:rPr>
+        <w:t xml:space="preserve">fixernation.org/pathways</w:t>
+      </w:r>
+    </w:p>
+    <w:p>
+      <w:pPr>
+        <w:pBdr>
+          <w:top w:val="single" w:color="CBD5E0" w:sz="4" w:space="4"/>
+          <w:bottom w:val="single" w:color="CBD5E0" w:sz="4" w:space="4"/>
+          <w:left w:val="single" w:color="CBD5E0" w:sz="4" w:space="4"/>
+          <w:right w:val="single" w:color="CBD5E0" w:sz="4" w:space="4"/>
+        </w:pBdr>
+        <w:spacing w:after="240" w:before="120"/>
+      </w:pPr>
+      <w:r>
+        <w:drawing>
+          <wp:inline distT="0" distB="0" distL="0" distR="0">
+            <wp:extent cx="5486400" cy="3429000"/>
+            <wp:effectExtent t="0" r="0" b="0" l="0"/>
+            <wp:docPr id="1" name="" descr="" title=""/>
+            <wp:cNvGraphicFramePr>
+              <a:graphicFrameLocks xmlns:a="http://schemas.openxmlformats.org/drawingml/2006/main" noChangeAspect="1"/>
+            </wp:cNvGraphicFramePr>
+            <a:graphic xmlns:a="http://schemas.openxmlformats.org/drawingml/2006/main">
+              <a:graphicData uri="http://schemas.openxmlformats.org/drawingml/2006/picture">
+                <pic:pic xmlns:pic="http://schemas.openxmlformats.org/drawingml/2006/picture">
+                  <pic:nvPicPr>
+                    <pic:cNvPr id="0" name="" descr=""/>
+                    <pic:cNvPicPr>
+                      <a:picLocks noChangeAspect="1" noChangeArrowheads="1"/>
+                    </pic:cNvPicPr>
+                  </pic:nvPicPr>
+                  <pic:blipFill>
+                    <a:blip r:embed="rId31" cstate="none"/>
+                    <a:srcRect/>
+                    <a:stretch>
+                      <a:fillRect/>
+                    </a:stretch>
+                  </pic:blipFill>
+                  <pic:spPr bwMode="auto">
+                    <a:xfrm>
+                      <a:off x="0" y="0"/>
+                      <a:ext cx="5486400" cy="3429000"/>
+                    </a:xfrm>
+                    <a:prstGeom prst="rect">
+                      <a:avLst/>
+                    </a:prstGeom>
+                  </pic:spPr>
+                </pic:pic>
+              </a:graphicData>
+            </a:graphic>
+          </wp:inline>
+        </w:drawing>
+      </w:r>
+    </w:p>
+    <w:p>
+      <w:pPr>
+        <w:spacing w:after="100" w:before="60"/>
+      </w:pPr>
+      <w:r>
+        <w:rPr>
+          <w:b/>
+          <w:bCs/>
+          <w:color w:val="2D3748"/>
+          <w:sz w:val="22"/>
+          <w:szCs w:val="22"/>
+        </w:rPr>
+        <w:t xml:space="preserve">Member URL: </w:t>
+      </w:r>
+      <w:r>
+        <w:rPr>
+          <w:rFonts w:ascii="Courier New" w:cs="Courier New" w:eastAsia="Courier New" w:hAnsi="Courier New"/>
+          <w:color w:val="2B6CB0"/>
+          <w:sz w:val="22"/>
+          <w:szCs w:val="22"/>
+        </w:rPr>
+        <w:t xml:space="preserve">fixernation.org/account/pathways</w:t>
+      </w:r>
+    </w:p>
+    <w:p>
+      <w:pPr>
+        <w:spacing w:after="60" w:before="160"/>
+      </w:pPr>
+      <w:r>
+        <w:rPr>
+          <w:b/>
+          <w:bCs/>
+          <w:color w:val="2D3748"/>
+          <w:sz w:val="22"/>
+          <w:szCs w:val="22"/>
+        </w:rPr>
+        <w:t xml:space="preserve">How to get here:</w:t>
+      </w:r>
+    </w:p>
+    <w:p>
+      <w:pPr>
+        <w:spacing w:after="60" w:before="60"/>
+        <w:ind w:left="360"/>
+      </w:pPr>
+      <w:r>
+        <w:rPr>
+          <w:sz w:val="22"/>
+          <w:szCs w:val="22"/>
+        </w:rPr>
+        <w:t xml:space="preserve">1.  From the main nav or footer, go to Pathways to browse; click a card for its detail page</w:t>
+      </w:r>
+    </w:p>
+    <w:p>
+      <w:pPr>
+        <w:spacing w:after="60" w:before="60"/>
+        <w:ind w:left="360"/>
+      </w:pPr>
+      <w:r>
+        <w:rPr>
+          <w:sz w:val="22"/>
+          <w:szCs w:val="22"/>
+        </w:rPr>
+        <w:t xml:space="preserve">2.  Signed-in members: click "My Pathways" under My Journey in the account nav to see enrollments</w:t>
+      </w:r>
+    </w:p>
+    <w:p>
+      <w:pPr>
+        <w:spacing w:after="60" w:before="160"/>
+      </w:pPr>
+      <w:r>
+        <w:rPr>
+          <w:b/>
+          <w:bCs/>
+          <w:color w:val="2D3748"/>
+          <w:sz w:val="22"/>
+          <w:szCs w:val="22"/>
+        </w:rPr>
+        <w:t xml:space="preserve">What to verify:</w:t>
+      </w:r>
+    </w:p>
+    <w:p>
+      <w:pPr>
+        <w:spacing w:after="60" w:before="60"/>
+        <w:ind w:left="360"/>
+      </w:pPr>
+      <w:r>
+        <w:rPr>
+          <w:sz w:val="22"/>
+          <w:szCs w:val="22"/>
+        </w:rPr>
+        <w:t xml:space="preserve">1.  /pathways lists active pathways with stage count and estimated days; each card links to /pathways/[slug]</w:t>
+      </w:r>
+    </w:p>
+    <w:p>
+      <w:pPr>
+        <w:spacing w:after="60" w:before="60"/>
+        <w:ind w:left="360"/>
+      </w:pPr>
+      <w:r>
+        <w:rPr>
+          <w:sz w:val="22"/>
+          <w:szCs w:val="22"/>
+        </w:rPr>
+        <w:t xml:space="preserve">2.  The detail page lists every stage in order with its type (Morning Boost, Blog post, Resource, Challenge, Action, Group activity, Book, Event, Provider) and estimated minutes</w:t>
+      </w:r>
+    </w:p>
+    <w:p>
+      <w:pPr>
+        <w:spacing w:after="60" w:before="60"/>
+        <w:ind w:left="360"/>
+      </w:pPr>
+      <w:r>
+        <w:rPr>
+          <w:sz w:val="22"/>
+          <w:szCs w:val="22"/>
+        </w:rPr>
+        <w:t xml:space="preserve">3.  Signed out, the button reads "Sign in to enroll"</w:t>
+      </w:r>
+      <w:r>
+        <w:rPr>
+          <w:i/>
+          <w:iCs/>
+          <w:color w:val="4A5568"/>
+          <w:sz w:val="22"/>
+          <w:szCs w:val="22"/>
+        </w:rPr>
+        <w:t xml:space="preserve">  — clicking it redirects to sign-in and back</w:t>
+      </w:r>
+    </w:p>
+    <w:p>
+      <w:pPr>
+        <w:spacing w:after="60" w:before="60"/>
+        <w:ind w:left="360"/>
+      </w:pPr>
+      <w:r>
+        <w:rPr>
+          <w:sz w:val="22"/>
+          <w:szCs w:val="22"/>
+        </w:rPr>
+        <w:t xml:space="preserve">4.  Signed in, "Enroll now" creates an enrollment and switches the CTA to a confirmation banner with a "View my progress →" link to /account/pathways</w:t>
+      </w:r>
+    </w:p>
+    <w:p>
+      <w:pPr>
+        <w:spacing w:after="60" w:before="60"/>
+        <w:ind w:left="360"/>
+      </w:pPr>
+      <w:r>
+        <w:rPr>
+          <w:sz w:val="22"/>
+          <w:szCs w:val="22"/>
+        </w:rPr>
+        <w:t xml:space="preserve">5.  Re-visiting a pathway you are already enrolled in shows the confirmation banner instead of the enroll button (only one active enrollment per pathway is allowed)</w:t>
+      </w:r>
+    </w:p>
+    <w:p>
+      <w:pPr>
+        <w:spacing w:after="60" w:before="60"/>
+        <w:ind w:left="360"/>
+      </w:pPr>
+      <w:r>
+        <w:rPr>
+          <w:sz w:val="22"/>
+          <w:szCs w:val="22"/>
+        </w:rPr>
+        <w:t xml:space="preserve">6.  /account/pathways groups enrollments into "In progress" and "Completed", each with a progress bar and a completed-stages / total-stages count</w:t>
+      </w:r>
+    </w:p>
+    <w:p>
+      <w:pPr>
+        <w:spacing w:after="60" w:before="60"/>
+        <w:ind w:left="360"/>
+      </w:pPr>
+      <w:r>
+        <w:rPr>
+          <w:sz w:val="22"/>
+          <w:szCs w:val="22"/>
+        </w:rPr>
+        <w:t xml:space="preserve">7.  "Unenroll" (confirmation required) removes the enrollment from both /account/pathways and the pathway detail page, which reverts to showing "Enroll now"</w:t>
+      </w:r>
+    </w:p>
+    <w:p>
+      <w:pPr>
+        <w:pBdr>
+          <w:left w:val="single" w:color="D97706" w:sz="6" w:space="8"/>
+        </w:pBdr>
+        <w:spacing w:after="120" w:before="120"/>
+        <w:ind w:left="360" w:right="360"/>
+      </w:pPr>
+      <w:r>
+        <w:rPr>
+          <w:b/>
+          <w:bCs/>
+          <w:color w:val="744210"/>
+          <w:sz w:val="20"/>
+          <w:szCs w:val="20"/>
+        </w:rPr>
+        <w:t xml:space="preserve">Note: </w:t>
+      </w:r>
+      <w:r>
+        <w:rPr>
+          <w:i/>
+          <w:iCs/>
+          <w:color w:val="744210"/>
+          <w:sz w:val="20"/>
+          <w:szCs w:val="20"/>
+        </w:rPr>
+        <w:t xml:space="preserve">The stage-by-stage progress bar reflects progress records created through the pathway progress API, but the current UI has no visible "mark this stage complete" button on either the pathway detail page or /account/pathways — a QA tester cannot drive a stage to 100% purely by clicking through the UI. Confirmed against the /pathways, /pathways/[slug], and /account/pathways source and the pathway-enrollment e2e spec, which only exercises enroll → view → unenroll.</w:t>
+      </w:r>
+    </w:p>
+    <w:p>
+      <w:pPr>
+        <w:pStyle w:val="Heading2"/>
+        <w:spacing w:after="80" w:before="360"/>
+      </w:pPr>
+      <w:r>
+        <w:t xml:space="preserve">10.4  Fixer Challenges</w:t>
+      </w:r>
+    </w:p>
+    <w:p>
+      <w:pPr>
+        <w:spacing w:after="100" w:before="60"/>
+      </w:pPr>
+      <w:r>
+        <w:rPr>
+          <w:b/>
+          <w:bCs/>
+          <w:color w:val="2D3748"/>
+          <w:sz w:val="22"/>
+          <w:szCs w:val="22"/>
+        </w:rPr>
+        <w:t xml:space="preserve">Public URL: </w:t>
+      </w:r>
+      <w:r>
+        <w:rPr>
+          <w:rFonts w:ascii="Courier New" w:cs="Courier New" w:eastAsia="Courier New" w:hAnsi="Courier New"/>
+          <w:color w:val="2B6CB0"/>
+          <w:sz w:val="22"/>
+          <w:szCs w:val="22"/>
+        </w:rPr>
+        <w:t xml:space="preserve">fixernation.org/challenges</w:t>
+      </w:r>
+    </w:p>
+    <w:p>
+      <w:pPr>
+        <w:pBdr>
+          <w:top w:val="single" w:color="CBD5E0" w:sz="4" w:space="4"/>
+          <w:bottom w:val="single" w:color="CBD5E0" w:sz="4" w:space="4"/>
+          <w:left w:val="single" w:color="CBD5E0" w:sz="4" w:space="4"/>
+          <w:right w:val="single" w:color="CBD5E0" w:sz="4" w:space="4"/>
+        </w:pBdr>
+        <w:spacing w:after="240" w:before="120"/>
+      </w:pPr>
+      <w:r>
+        <w:drawing>
+          <wp:inline distT="0" distB="0" distL="0" distR="0">
+            <wp:extent cx="5486400" cy="3429000"/>
+            <wp:effectExtent t="0" r="0" b="0" l="0"/>
+            <wp:docPr id="1" name="" descr="" title=""/>
+            <wp:cNvGraphicFramePr>
+              <a:graphicFrameLocks xmlns:a="http://schemas.openxmlformats.org/drawingml/2006/main" noChangeAspect="1"/>
+            </wp:cNvGraphicFramePr>
+            <a:graphic xmlns:a="http://schemas.openxmlformats.org/drawingml/2006/main">
+              <a:graphicData uri="http://schemas.openxmlformats.org/drawingml/2006/picture">
+                <pic:pic xmlns:pic="http://schemas.openxmlformats.org/drawingml/2006/picture">
+                  <pic:nvPicPr>
+                    <pic:cNvPr id="0" name="" descr=""/>
+                    <pic:cNvPicPr>
+                      <a:picLocks noChangeAspect="1" noChangeArrowheads="1"/>
+                    </pic:cNvPicPr>
+                  </pic:nvPicPr>
+                  <pic:blipFill>
+                    <a:blip r:embed="rId32" cstate="none"/>
+                    <a:srcRect/>
+                    <a:stretch>
+                      <a:fillRect/>
+                    </a:stretch>
+                  </pic:blipFill>
+                  <pic:spPr bwMode="auto">
+                    <a:xfrm>
+                      <a:off x="0" y="0"/>
+                      <a:ext cx="5486400" cy="3429000"/>
+                    </a:xfrm>
+                    <a:prstGeom prst="rect">
+                      <a:avLst/>
+                    </a:prstGeom>
+                  </pic:spPr>
+                </pic:pic>
+              </a:graphicData>
+            </a:graphic>
+          </wp:inline>
+        </w:drawing>
+      </w:r>
+    </w:p>
+    <w:p>
+      <w:pPr>
+        <w:spacing w:after="100" w:before="60"/>
+      </w:pPr>
+      <w:r>
+        <w:rPr>
+          <w:b/>
+          <w:bCs/>
+          <w:color w:val="2D3748"/>
+          <w:sz w:val="22"/>
+          <w:szCs w:val="22"/>
+        </w:rPr>
+        <w:t xml:space="preserve">Member URL: </w:t>
+      </w:r>
+      <w:r>
+        <w:rPr>
+          <w:rFonts w:ascii="Courier New" w:cs="Courier New" w:eastAsia="Courier New" w:hAnsi="Courier New"/>
+          <w:color w:val="2B6CB0"/>
+          <w:sz w:val="22"/>
+          <w:szCs w:val="22"/>
+        </w:rPr>
+        <w:t xml:space="preserve">fixernation.org/account/challenges</w:t>
+      </w:r>
+    </w:p>
+    <w:p>
+      <w:pPr>
+        <w:spacing w:after="60" w:before="160"/>
+      </w:pPr>
+      <w:r>
+        <w:rPr>
+          <w:b/>
+          <w:bCs/>
+          <w:color w:val="2D3748"/>
+          <w:sz w:val="22"/>
+          <w:szCs w:val="22"/>
+        </w:rPr>
+        <w:t xml:space="preserve">How to get here:</w:t>
+      </w:r>
+    </w:p>
+    <w:p>
+      <w:pPr>
+        <w:spacing w:after="60" w:before="60"/>
+        <w:ind w:left="360"/>
+      </w:pPr>
+      <w:r>
+        <w:rPr>
+          <w:sz w:val="22"/>
+          <w:szCs w:val="22"/>
+        </w:rPr>
+        <w:t xml:space="preserve">1.  From the main nav or footer, go to Challenges to browse; click a card for its detail page</w:t>
+      </w:r>
+    </w:p>
+    <w:p>
+      <w:pPr>
+        <w:spacing w:after="60" w:before="60"/>
+        <w:ind w:left="360"/>
+      </w:pPr>
+      <w:r>
+        <w:rPr>
+          <w:sz w:val="22"/>
+          <w:szCs w:val="22"/>
+        </w:rPr>
+        <w:t xml:space="preserve">2.  Signed-in members: click "My Challenges" under My Journey in the account nav to see enrollments</w:t>
+      </w:r>
+    </w:p>
+    <w:p>
+      <w:pPr>
+        <w:spacing w:after="60" w:before="160"/>
+      </w:pPr>
+      <w:r>
+        <w:rPr>
+          <w:b/>
+          <w:bCs/>
+          <w:color w:val="2D3748"/>
+          <w:sz w:val="22"/>
+          <w:szCs w:val="22"/>
+        </w:rPr>
+        <w:t xml:space="preserve">What to verify:</w:t>
+      </w:r>
+    </w:p>
+    <w:p>
+      <w:pPr>
+        <w:spacing w:after="60" w:before="60"/>
+        <w:ind w:left="360"/>
+      </w:pPr>
+      <w:r>
+        <w:rPr>
+          <w:sz w:val="22"/>
+          <w:szCs w:val="22"/>
+        </w:rPr>
+        <w:t xml:space="preserve">1.  /challenges lists active challenges with duration, step count, and a "joined" count once someone has enrolled</w:t>
+      </w:r>
+    </w:p>
+    <w:p>
+      <w:pPr>
+        <w:spacing w:after="60" w:before="60"/>
+        <w:ind w:left="360"/>
+      </w:pPr>
+      <w:r>
+        <w:rPr>
+          <w:sz w:val="22"/>
+          <w:szCs w:val="22"/>
+        </w:rPr>
+        <w:t xml:space="preserve">2.  The detail page groups steps by day and shows the loyalty points awarded on completion, plus an "Evergreen" badge for challenges you can join any time</w:t>
+      </w:r>
+    </w:p>
+    <w:p>
+      <w:pPr>
+        <w:spacing w:after="60" w:before="60"/>
+        <w:ind w:left="360"/>
+      </w:pPr>
+      <w:r>
+        <w:rPr>
+          <w:sz w:val="22"/>
+          <w:szCs w:val="22"/>
+        </w:rPr>
+        <w:t xml:space="preserve">3.  Signed out, the button reads "Sign in to join"</w:t>
+      </w:r>
+    </w:p>
+    <w:p>
+      <w:pPr>
+        <w:spacing w:after="60" w:before="60"/>
+        <w:ind w:left="360"/>
+      </w:pPr>
+      <w:r>
+        <w:rPr>
+          <w:sz w:val="22"/>
+          <w:szCs w:val="22"/>
+        </w:rPr>
+        <w:t xml:space="preserve">4.  Signed in, "Join challenge" creates an enrollment and shows "You are taking this challenge." with a "View my progress →" link to /account/challenges</w:t>
+      </w:r>
+    </w:p>
+    <w:p>
+      <w:pPr>
+        <w:spacing w:after="60" w:before="60"/>
+        <w:ind w:left="360"/>
+      </w:pPr>
+      <w:r>
+        <w:rPr>
+          <w:sz w:val="22"/>
+          <w:szCs w:val="22"/>
+        </w:rPr>
+        <w:t xml:space="preserve">5.  /account/challenges groups enrollments into "In progress" and "Completed", each showing current day of duration and a completed-steps / total-steps progress bar</w:t>
+      </w:r>
+    </w:p>
+    <w:p>
+      <w:pPr>
+        <w:spacing w:after="60" w:before="60"/>
+        <w:ind w:left="360"/>
+      </w:pPr>
+      <w:r>
+        <w:rPr>
+          <w:sz w:val="22"/>
+          <w:szCs w:val="22"/>
+        </w:rPr>
+        <w:t xml:space="preserve">6.  "Abandon" (confirmation required) removes the enrollment from both /account/challenges and the challenge detail page</w:t>
+      </w:r>
+    </w:p>
+    <w:p>
+      <w:pPr>
+        <w:pBdr>
+          <w:left w:val="single" w:color="D97706" w:sz="6" w:space="8"/>
+        </w:pBdr>
+        <w:spacing w:after="120" w:before="120"/>
+        <w:ind w:left="360" w:right="360"/>
+      </w:pPr>
+      <w:r>
+        <w:rPr>
+          <w:b/>
+          <w:bCs/>
+          <w:color w:val="744210"/>
+          <w:sz w:val="20"/>
+          <w:szCs w:val="20"/>
+        </w:rPr>
+        <w:t xml:space="preserve">Note: </w:t>
+      </w:r>
+      <w:r>
+        <w:rPr>
+          <w:i/>
+          <w:iCs/>
+          <w:color w:val="744210"/>
+          <w:sz w:val="20"/>
+          <w:szCs w:val="20"/>
+        </w:rPr>
+        <w:t xml:space="preserve">As with Growth Pathways, a step-completion API exists on the server, but there is no button in the current UI to mark an individual day's step complete — the challenge-enrollment e2e spec only exercises join → view → abandon, not step completion.</w:t>
+      </w:r>
+    </w:p>
+    <w:p>
+      <w:pPr>
+        <w:pStyle w:val="Heading2"/>
+        <w:spacing w:after="80" w:before="360"/>
+      </w:pPr>
+      <w:r>
+        <w:t xml:space="preserve">10.5  Daily Check-In</w:t>
+      </w:r>
+    </w:p>
+    <w:p>
+      <w:pPr>
+        <w:spacing w:after="100" w:before="60"/>
+      </w:pPr>
+      <w:r>
+        <w:rPr>
+          <w:b/>
+          <w:bCs/>
+          <w:color w:val="2D3748"/>
+          <w:sz w:val="22"/>
+          <w:szCs w:val="22"/>
+        </w:rPr>
+        <w:t xml:space="preserve">URL: </w:t>
+      </w:r>
+      <w:r>
+        <w:rPr>
+          <w:rFonts w:ascii="Courier New" w:cs="Courier New" w:eastAsia="Courier New" w:hAnsi="Courier New"/>
+          <w:color w:val="2B6CB0"/>
+          <w:sz w:val="22"/>
+          <w:szCs w:val="22"/>
+        </w:rPr>
+        <w:t xml:space="preserve">fixernation.org/account/checkin</w:t>
+      </w:r>
+    </w:p>
+    <w:p>
+      <w:pPr>
+        <w:pBdr>
+          <w:top w:val="single" w:color="CBD5E0" w:sz="4" w:space="4"/>
+          <w:bottom w:val="single" w:color="CBD5E0" w:sz="4" w:space="4"/>
+          <w:left w:val="single" w:color="CBD5E0" w:sz="4" w:space="4"/>
+          <w:right w:val="single" w:color="CBD5E0" w:sz="4" w:space="4"/>
+        </w:pBdr>
+        <w:spacing w:after="240" w:before="120"/>
+      </w:pPr>
+      <w:r>
+        <w:drawing>
+          <wp:inline distT="0" distB="0" distL="0" distR="0">
+            <wp:extent cx="5486400" cy="3429000"/>
+            <wp:effectExtent t="0" r="0" b="0" l="0"/>
+            <wp:docPr id="1" name="" descr="" title=""/>
+            <wp:cNvGraphicFramePr>
+              <a:graphicFrameLocks xmlns:a="http://schemas.openxmlformats.org/drawingml/2006/main" noChangeAspect="1"/>
+            </wp:cNvGraphicFramePr>
+            <a:graphic xmlns:a="http://schemas.openxmlformats.org/drawingml/2006/main">
+              <a:graphicData uri="http://schemas.openxmlformats.org/drawingml/2006/picture">
+                <pic:pic xmlns:pic="http://schemas.openxmlformats.org/drawingml/2006/picture">
+                  <pic:nvPicPr>
+                    <pic:cNvPr id="0" name="" descr=""/>
+                    <pic:cNvPicPr>
+                      <a:picLocks noChangeAspect="1" noChangeArrowheads="1"/>
+                    </pic:cNvPicPr>
+                  </pic:nvPicPr>
+                  <pic:blipFill>
+                    <a:blip r:embed="rId33" cstate="none"/>
+                    <a:srcRect/>
+                    <a:stretch>
+                      <a:fillRect/>
+                    </a:stretch>
+                  </pic:blipFill>
+                  <pic:spPr bwMode="auto">
+                    <a:xfrm>
+                      <a:off x="0" y="0"/>
+                      <a:ext cx="5486400" cy="3429000"/>
+                    </a:xfrm>
+                    <a:prstGeom prst="rect">
+                      <a:avLst/>
+                    </a:prstGeom>
+                  </pic:spPr>
+                </pic:pic>
+              </a:graphicData>
+            </a:graphic>
+          </wp:inline>
+        </w:drawing>
+      </w:r>
+    </w:p>
+    <w:p>
+      <w:pPr>
+        <w:spacing w:after="60" w:before="160"/>
+      </w:pPr>
+      <w:r>
+        <w:rPr>
+          <w:b/>
+          <w:bCs/>
+          <w:color w:val="2D3748"/>
+          <w:sz w:val="22"/>
+          <w:szCs w:val="22"/>
+        </w:rPr>
+        <w:t xml:space="preserve">How to get here:</w:t>
+      </w:r>
+    </w:p>
+    <w:p>
+      <w:pPr>
+        <w:spacing w:after="60" w:before="60"/>
+        <w:ind w:left="360"/>
+      </w:pPr>
+      <w:r>
+        <w:rPr>
+          <w:sz w:val="22"/>
+          <w:szCs w:val="22"/>
+        </w:rPr>
+        <w:t xml:space="preserve">1.  Click "Daily Check-In" under My Journey in the account nav</w:t>
+      </w:r>
+    </w:p>
+    <w:p>
+      <w:pPr>
+        <w:spacing w:after="60" w:before="160"/>
+      </w:pPr>
+      <w:r>
+        <w:rPr>
+          <w:b/>
+          <w:bCs/>
+          <w:color w:val="2D3748"/>
+          <w:sz w:val="22"/>
+          <w:szCs w:val="22"/>
+        </w:rPr>
+        <w:t xml:space="preserve">What to verify:</w:t>
+      </w:r>
+    </w:p>
+    <w:p>
+      <w:pPr>
+        <w:spacing w:after="60" w:before="60"/>
+        <w:ind w:left="360"/>
+      </w:pPr>
+      <w:r>
+        <w:rPr>
+          <w:sz w:val="22"/>
+          <w:szCs w:val="22"/>
+        </w:rPr>
+        <w:t xml:space="preserve">1.  Pick a mood (1–5, shown as emoji) and an energy level (1–5)</w:t>
+      </w:r>
+      <w:r>
+        <w:rPr>
+          <w:i/>
+          <w:iCs/>
+          <w:color w:val="4A5568"/>
+          <w:sz w:val="22"/>
+          <w:szCs w:val="22"/>
+        </w:rPr>
+        <w:t xml:space="preserve">  — labels update live (e.g. "Okay", "Energized")</w:t>
+      </w:r>
+    </w:p>
+    <w:p>
+      <w:pPr>
+        <w:spacing w:after="60" w:before="60"/>
+        <w:ind w:left="360"/>
+      </w:pPr>
+      <w:r>
+        <w:rPr>
+          <w:sz w:val="22"/>
+          <w:szCs w:val="22"/>
+        </w:rPr>
+        <w:t xml:space="preserve">2.  An optional note field accepts up to 1000 characters</w:t>
+      </w:r>
+    </w:p>
+    <w:p>
+      <w:pPr>
+        <w:spacing w:after="60" w:before="60"/>
+        <w:ind w:left="360"/>
+      </w:pPr>
+      <w:r>
+        <w:rPr>
+          <w:sz w:val="22"/>
+          <w:szCs w:val="22"/>
+        </w:rPr>
+        <w:t xml:space="preserve">3.  "Check In" saves the entry and shows "Checked in — nice work!"; the button and helper text switch to "Update" / "Already checked in today" for the rest of the day</w:t>
+      </w:r>
+    </w:p>
+    <w:p>
+      <w:pPr>
+        <w:spacing w:after="60" w:before="60"/>
+        <w:ind w:left="360"/>
+      </w:pPr>
+      <w:r>
+        <w:rPr>
+          <w:sz w:val="22"/>
+          <w:szCs w:val="22"/>
+        </w:rPr>
+        <w:t xml:space="preserve">4.  "Remove today's entry" deletes today's check-in and reverts the form to a fresh Check In state</w:t>
+      </w:r>
+    </w:p>
+    <w:p>
+      <w:pPr>
+        <w:spacing w:after="60" w:before="60"/>
+        <w:ind w:left="360"/>
+      </w:pPr>
+      <w:r>
+        <w:rPr>
+          <w:sz w:val="22"/>
+          <w:szCs w:val="22"/>
+        </w:rPr>
+        <w:t xml:space="preserve">5.  A streak badge (e.g. "🔥 3 day streak") appears once there is an active streak; a row of the last 7 days' mood dots shows above the form</w:t>
+      </w:r>
+    </w:p>
+    <w:p>
+      <w:pPr>
+        <w:pBdr>
+          <w:left w:val="single" w:color="D97706" w:sz="6" w:space="8"/>
+        </w:pBdr>
+        <w:spacing w:after="120" w:before="120"/>
+        <w:ind w:left="360" w:right="360"/>
+      </w:pPr>
+      <w:r>
+        <w:rPr>
+          <w:b/>
+          <w:bCs/>
+          <w:color w:val="744210"/>
+          <w:sz w:val="20"/>
+          <w:szCs w:val="20"/>
+        </w:rPr>
+        <w:t xml:space="preserve">Note: </w:t>
+      </w:r>
+      <w:r>
+        <w:rPr>
+          <w:i/>
+          <w:iCs/>
+          <w:color w:val="744210"/>
+          <w:sz w:val="20"/>
+          <w:szCs w:val="20"/>
+        </w:rPr>
+        <w:t xml:space="preserve">The first check-in of a given day awards 5 loyalty points; updating or removing an existing entry does not award additional points.</w:t>
+      </w:r>
+    </w:p>
+    <w:p>
+      <w:pPr>
+        <w:pStyle w:val="Heading2"/>
+        <w:spacing w:after="80" w:before="360"/>
+      </w:pPr>
+      <w:r>
+        <w:t xml:space="preserve">10.6  My Progress</w:t>
+      </w:r>
+    </w:p>
+    <w:p>
+      <w:pPr>
+        <w:spacing w:after="100" w:before="60"/>
+      </w:pPr>
+      <w:r>
+        <w:rPr>
+          <w:b/>
+          <w:bCs/>
+          <w:color w:val="2D3748"/>
+          <w:sz w:val="22"/>
+          <w:szCs w:val="22"/>
+        </w:rPr>
+        <w:t xml:space="preserve">URL: </w:t>
+      </w:r>
+      <w:r>
+        <w:rPr>
+          <w:rFonts w:ascii="Courier New" w:cs="Courier New" w:eastAsia="Courier New" w:hAnsi="Courier New"/>
+          <w:color w:val="2B6CB0"/>
+          <w:sz w:val="22"/>
+          <w:szCs w:val="22"/>
+        </w:rPr>
+        <w:t xml:space="preserve">fixernation.org/account/progress</w:t>
+      </w:r>
+    </w:p>
+    <w:p>
+      <w:pPr>
+        <w:pBdr>
+          <w:top w:val="single" w:color="CBD5E0" w:sz="4" w:space="4"/>
+          <w:bottom w:val="single" w:color="CBD5E0" w:sz="4" w:space="4"/>
+          <w:left w:val="single" w:color="CBD5E0" w:sz="4" w:space="4"/>
+          <w:right w:val="single" w:color="CBD5E0" w:sz="4" w:space="4"/>
+        </w:pBdr>
+        <w:spacing w:after="240" w:before="120"/>
+      </w:pPr>
+      <w:r>
+        <w:drawing>
+          <wp:inline distT="0" distB="0" distL="0" distR="0">
+            <wp:extent cx="5486400" cy="3429000"/>
+            <wp:effectExtent t="0" r="0" b="0" l="0"/>
+            <wp:docPr id="1" name="" descr="" title=""/>
+            <wp:cNvGraphicFramePr>
+              <a:graphicFrameLocks xmlns:a="http://schemas.openxmlformats.org/drawingml/2006/main" noChangeAspect="1"/>
+            </wp:cNvGraphicFramePr>
+            <a:graphic xmlns:a="http://schemas.openxmlformats.org/drawingml/2006/main">
+              <a:graphicData uri="http://schemas.openxmlformats.org/drawingml/2006/picture">
+                <pic:pic xmlns:pic="http://schemas.openxmlformats.org/drawingml/2006/picture">
+                  <pic:nvPicPr>
+                    <pic:cNvPr id="0" name="" descr=""/>
+                    <pic:cNvPicPr>
+                      <a:picLocks noChangeAspect="1" noChangeArrowheads="1"/>
+                    </pic:cNvPicPr>
+                  </pic:nvPicPr>
+                  <pic:blipFill>
+                    <a:blip r:embed="rId34" cstate="none"/>
+                    <a:srcRect/>
+                    <a:stretch>
+                      <a:fillRect/>
+                    </a:stretch>
+                  </pic:blipFill>
+                  <pic:spPr bwMode="auto">
+                    <a:xfrm>
+                      <a:off x="0" y="0"/>
+                      <a:ext cx="5486400" cy="3429000"/>
+                    </a:xfrm>
+                    <a:prstGeom prst="rect">
+                      <a:avLst/>
+                    </a:prstGeom>
+                  </pic:spPr>
+                </pic:pic>
+              </a:graphicData>
+            </a:graphic>
+          </wp:inline>
+        </w:drawing>
+      </w:r>
+    </w:p>
+    <w:p>
+      <w:pPr>
+        <w:spacing w:after="60" w:before="160"/>
+      </w:pPr>
+      <w:r>
+        <w:rPr>
+          <w:b/>
+          <w:bCs/>
+          <w:color w:val="2D3748"/>
+          <w:sz w:val="22"/>
+          <w:szCs w:val="22"/>
+        </w:rPr>
+        <w:t xml:space="preserve">How to get here:</w:t>
+      </w:r>
+    </w:p>
+    <w:p>
+      <w:pPr>
+        <w:spacing w:after="60" w:before="60"/>
+        <w:ind w:left="360"/>
+      </w:pPr>
+      <w:r>
+        <w:rPr>
+          <w:sz w:val="22"/>
+          <w:szCs w:val="22"/>
+        </w:rPr>
+        <w:t xml:space="preserve">1.  Click "My Progress" under My Journey in the account nav</w:t>
+      </w:r>
+    </w:p>
+    <w:p>
+      <w:pPr>
+        <w:spacing w:after="60" w:before="160"/>
+      </w:pPr>
+      <w:r>
+        <w:rPr>
+          <w:b/>
+          <w:bCs/>
+          <w:color w:val="2D3748"/>
+          <w:sz w:val="22"/>
+          <w:szCs w:val="22"/>
+        </w:rPr>
+        <w:t xml:space="preserve">What to verify:</w:t>
+      </w:r>
+    </w:p>
+    <w:p>
+      <w:pPr>
+        <w:spacing w:after="60" w:before="60"/>
+        <w:ind w:left="360"/>
+      </w:pPr>
+      <w:r>
+        <w:rPr>
+          <w:sz w:val="22"/>
+          <w:szCs w:val="22"/>
+        </w:rPr>
+        <w:t xml:space="preserve">1.  Stat cards show Community points, Milestones earned, Check-in streak, Active pathways, Active challenges, and Recognitions received</w:t>
+      </w:r>
+    </w:p>
+    <w:p>
+      <w:pPr>
+        <w:spacing w:after="60" w:before="60"/>
+        <w:ind w:left="360"/>
+      </w:pPr>
+      <w:r>
+        <w:rPr>
+          <w:sz w:val="22"/>
+          <w:szCs w:val="22"/>
+        </w:rPr>
+        <w:t xml:space="preserve">2.  Milestones section lists system-awarded badges (challenge completed, 7/30-day streaks, pathway completed, 10/30 check-ins) with the date each was earned, or an empty-state message if none yet</w:t>
+      </w:r>
+    </w:p>
+    <w:p>
+      <w:pPr>
+        <w:spacing w:after="60" w:before="60"/>
+        <w:ind w:left="360"/>
+      </w:pPr>
+      <w:r>
+        <w:rPr>
+          <w:sz w:val="22"/>
+          <w:szCs w:val="22"/>
+        </w:rPr>
+        <w:t xml:space="preserve">3.  Recognitions received lists messages sent by other members, with sender name and date</w:t>
+      </w:r>
+    </w:p>
+    <w:p>
+      <w:pPr>
+        <w:spacing w:after="60" w:before="60"/>
+        <w:ind w:left="360"/>
+      </w:pPr>
+      <w:r>
+        <w:rPr>
+          <w:sz w:val="22"/>
+          <w:szCs w:val="22"/>
+        </w:rPr>
+        <w:t xml:space="preserve">4.  "Give someone a shout-out" form requires the recipient's member ID (pasted in, not searched by name) and a message of at least 10 characters</w:t>
+      </w:r>
+    </w:p>
+    <w:p>
+      <w:pPr>
+        <w:spacing w:after="60" w:before="60"/>
+        <w:ind w:left="360"/>
+      </w:pPr>
+      <w:r>
+        <w:rPr>
+          <w:sz w:val="22"/>
+          <w:szCs w:val="22"/>
+        </w:rPr>
+        <w:t xml:space="preserve">5.  Sending a recognition shows "Recognition sent — you earned 10 points!" and increases the sender's Community points total</w:t>
+      </w:r>
+    </w:p>
+    <w:p>
+      <w:pPr>
+        <w:pBdr>
+          <w:left w:val="single" w:color="D97706" w:sz="6" w:space="8"/>
+        </w:pBdr>
+        <w:spacing w:after="120" w:before="120"/>
+        <w:ind w:left="360" w:right="360"/>
+      </w:pPr>
+      <w:r>
+        <w:rPr>
+          <w:b/>
+          <w:bCs/>
+          <w:color w:val="744210"/>
+          <w:sz w:val="20"/>
+          <w:szCs w:val="20"/>
+        </w:rPr>
+        <w:t xml:space="preserve">Note: </w:t>
+      </w:r>
+      <w:r>
+        <w:rPr>
+          <w:i/>
+          <w:iCs/>
+          <w:color w:val="744210"/>
+          <w:sz w:val="20"/>
+          <w:szCs w:val="20"/>
+        </w:rPr>
+        <w:t xml:space="preserve">The recognition form takes a raw member user ID, not a name or username search — a tester will need a known member ID (for example, one copied from an admin screen) to exercise this.</w:t>
+      </w:r>
+    </w:p>
+    <w:p>
+      <w:pPr>
+        <w:pStyle w:val="Heading2"/>
+        <w:spacing w:after="80" w:before="360"/>
+      </w:pPr>
+      <w:r>
+        <w:t xml:space="preserve">10.7  Reflections</w:t>
+      </w:r>
+    </w:p>
+    <w:p>
+      <w:pPr>
+        <w:spacing w:after="100" w:before="60"/>
+      </w:pPr>
+      <w:r>
+        <w:rPr>
+          <w:b/>
+          <w:bCs/>
+          <w:color w:val="2D3748"/>
+          <w:sz w:val="22"/>
+          <w:szCs w:val="22"/>
+        </w:rPr>
+        <w:t xml:space="preserve">URL: </w:t>
+      </w:r>
+      <w:r>
+        <w:rPr>
+          <w:rFonts w:ascii="Courier New" w:cs="Courier New" w:eastAsia="Courier New" w:hAnsi="Courier New"/>
+          <w:color w:val="2B6CB0"/>
+          <w:sz w:val="22"/>
+          <w:szCs w:val="22"/>
+        </w:rPr>
+        <w:t xml:space="preserve">fixernation.org/account/reflections</w:t>
+      </w:r>
+    </w:p>
+    <w:p>
+      <w:pPr>
+        <w:pBdr>
+          <w:top w:val="single" w:color="CBD5E0" w:sz="4" w:space="4"/>
+          <w:bottom w:val="single" w:color="CBD5E0" w:sz="4" w:space="4"/>
+          <w:left w:val="single" w:color="CBD5E0" w:sz="4" w:space="4"/>
+          <w:right w:val="single" w:color="CBD5E0" w:sz="4" w:space="4"/>
+        </w:pBdr>
+        <w:spacing w:after="240" w:before="120"/>
+      </w:pPr>
+      <w:r>
+        <w:drawing>
+          <wp:inline distT="0" distB="0" distL="0" distR="0">
+            <wp:extent cx="5486400" cy="3429000"/>
+            <wp:effectExtent t="0" r="0" b="0" l="0"/>
+            <wp:docPr id="1" name="" descr="" title=""/>
+            <wp:cNvGraphicFramePr>
+              <a:graphicFrameLocks xmlns:a="http://schemas.openxmlformats.org/drawingml/2006/main" noChangeAspect="1"/>
+            </wp:cNvGraphicFramePr>
+            <a:graphic xmlns:a="http://schemas.openxmlformats.org/drawingml/2006/main">
+              <a:graphicData uri="http://schemas.openxmlformats.org/drawingml/2006/picture">
+                <pic:pic xmlns:pic="http://schemas.openxmlformats.org/drawingml/2006/picture">
+                  <pic:nvPicPr>
+                    <pic:cNvPr id="0" name="" descr=""/>
+                    <pic:cNvPicPr>
+                      <a:picLocks noChangeAspect="1" noChangeArrowheads="1"/>
+                    </pic:cNvPicPr>
+                  </pic:nvPicPr>
+                  <pic:blipFill>
+                    <a:blip r:embed="rId35" cstate="none"/>
+                    <a:srcRect/>
+                    <a:stretch>
+                      <a:fillRect/>
+                    </a:stretch>
+                  </pic:blipFill>
+                  <pic:spPr bwMode="auto">
+                    <a:xfrm>
+                      <a:off x="0" y="0"/>
+                      <a:ext cx="5486400" cy="3429000"/>
+                    </a:xfrm>
+                    <a:prstGeom prst="rect">
+                      <a:avLst/>
+                    </a:prstGeom>
+                  </pic:spPr>
+                </pic:pic>
+              </a:graphicData>
+            </a:graphic>
+          </wp:inline>
+        </w:drawing>
+      </w:r>
+    </w:p>
+    <w:p>
+      <w:pPr>
+        <w:spacing w:after="60" w:before="160"/>
+      </w:pPr>
+      <w:r>
+        <w:rPr>
+          <w:b/>
+          <w:bCs/>
+          <w:color w:val="2D3748"/>
+          <w:sz w:val="22"/>
+          <w:szCs w:val="22"/>
+        </w:rPr>
+        <w:t xml:space="preserve">How to get here:</w:t>
+      </w:r>
+    </w:p>
+    <w:p>
+      <w:pPr>
+        <w:spacing w:after="60" w:before="60"/>
+        <w:ind w:left="360"/>
+      </w:pPr>
+      <w:r>
+        <w:rPr>
+          <w:sz w:val="22"/>
+          <w:szCs w:val="22"/>
+        </w:rPr>
+        <w:t xml:space="preserve">1.  Click "Reflections" under My Journey in the account nav</w:t>
+      </w:r>
+    </w:p>
+    <w:p>
+      <w:pPr>
+        <w:spacing w:after="60" w:before="160"/>
+      </w:pPr>
+      <w:r>
+        <w:rPr>
+          <w:b/>
+          <w:bCs/>
+          <w:color w:val="2D3748"/>
+          <w:sz w:val="22"/>
+          <w:szCs w:val="22"/>
+        </w:rPr>
+        <w:t xml:space="preserve">What to verify:</w:t>
+      </w:r>
+    </w:p>
+    <w:p>
+      <w:pPr>
+        <w:spacing w:after="60" w:before="60"/>
+        <w:ind w:left="360"/>
+      </w:pPr>
+      <w:r>
+        <w:rPr>
+          <w:sz w:val="22"/>
+          <w:szCs w:val="22"/>
+        </w:rPr>
+        <w:t xml:space="preserve">1.  "New entry" opens a form with an optional title, a required body (minimum 10 characters), an optional mood emoji, comma-separated tags, and an optional focus area ID</w:t>
+      </w:r>
+    </w:p>
+    <w:p>
+      <w:pPr>
+        <w:spacing w:after="60" w:before="60"/>
+        <w:ind w:left="360"/>
+      </w:pPr>
+      <w:r>
+        <w:rPr>
+          <w:sz w:val="22"/>
+          <w:szCs w:val="22"/>
+        </w:rPr>
+        <w:t xml:space="preserve">2.  Saving shows "Entry saved." and the entry appears at the top of the list with its date, mood emoji (if set), and tags</w:t>
+      </w:r>
+    </w:p>
+    <w:p>
+      <w:pPr>
+        <w:spacing w:after="60" w:before="60"/>
+        <w:ind w:left="360"/>
+      </w:pPr>
+      <w:r>
+        <w:rPr>
+          <w:sz w:val="22"/>
+          <w:szCs w:val="22"/>
+        </w:rPr>
+        <w:t xml:space="preserve">3.  "Edit" re-opens the entry in the same form pre-filled; saving updates it in place</w:t>
+      </w:r>
+    </w:p>
+    <w:p>
+      <w:pPr>
+        <w:spacing w:after="60" w:before="60"/>
+        <w:ind w:left="360"/>
+      </w:pPr>
+      <w:r>
+        <w:rPr>
+          <w:sz w:val="22"/>
+          <w:szCs w:val="22"/>
+        </w:rPr>
+        <w:t xml:space="preserve">4.  "Delete" (confirmation required) removes the entry and shows "Entry deleted."</w:t>
+      </w:r>
+    </w:p>
+    <w:p>
+      <w:pPr>
+        <w:pBdr>
+          <w:left w:val="single" w:color="D97706" w:sz="6" w:space="8"/>
+        </w:pBdr>
+        <w:spacing w:after="120" w:before="120"/>
+        <w:ind w:left="360" w:right="360"/>
+      </w:pPr>
+      <w:r>
+        <w:rPr>
+          <w:b/>
+          <w:bCs/>
+          <w:color w:val="744210"/>
+          <w:sz w:val="20"/>
+          <w:szCs w:val="20"/>
+        </w:rPr>
+        <w:t xml:space="preserve">Note: </w:t>
+      </w:r>
+      <w:r>
+        <w:rPr>
+          <w:i/>
+          <w:iCs/>
+          <w:color w:val="744210"/>
+          <w:sz w:val="20"/>
+          <w:szCs w:val="20"/>
+        </w:rPr>
+        <w:t xml:space="preserve">Reflections are private by design — the page states plainly that nothing written here is visible to anyone else.</w:t>
+      </w:r>
+    </w:p>
+    <w:p>
+      <w:pPr>
+        <w:pStyle w:val="Heading2"/>
+        <w:spacing w:after="80" w:before="360"/>
+      </w:pPr>
+      <w:r>
+        <w:t xml:space="preserve">10.8  Issue Topics</w:t>
+      </w:r>
+    </w:p>
+    <w:p>
+      <w:pPr>
+        <w:spacing w:after="100" w:before="60"/>
+      </w:pPr>
+      <w:r>
+        <w:rPr>
+          <w:b/>
+          <w:bCs/>
+          <w:color w:val="2D3748"/>
+          <w:sz w:val="22"/>
+          <w:szCs w:val="22"/>
+        </w:rPr>
+        <w:t xml:space="preserve">Public URL: </w:t>
+      </w:r>
+      <w:r>
+        <w:rPr>
+          <w:rFonts w:ascii="Courier New" w:cs="Courier New" w:eastAsia="Courier New" w:hAnsi="Courier New"/>
+          <w:color w:val="2B6CB0"/>
+          <w:sz w:val="22"/>
+          <w:szCs w:val="22"/>
+        </w:rPr>
+        <w:t xml:space="preserve">fixernation.org/issues</w:t>
+      </w:r>
+    </w:p>
+    <w:p>
+      <w:pPr>
+        <w:spacing w:after="60" w:before="160"/>
+      </w:pPr>
+      <w:r>
+        <w:rPr>
+          <w:b/>
+          <w:bCs/>
+          <w:color w:val="2D3748"/>
+          <w:sz w:val="22"/>
+          <w:szCs w:val="22"/>
+        </w:rPr>
+        <w:t xml:space="preserve">How to get here:</w:t>
+      </w:r>
+    </w:p>
+    <w:p>
+      <w:pPr>
+        <w:spacing w:after="60" w:before="60"/>
+        <w:ind w:left="360"/>
+      </w:pPr>
+      <w:r>
+        <w:rPr>
+          <w:sz w:val="22"/>
+          <w:szCs w:val="22"/>
+        </w:rPr>
+        <w:t xml:space="preserve">1.  From the main nav or footer, go to "What's going on?" to browse topics; click a card for its detail page at /issues/[slug]</w:t>
+      </w:r>
+    </w:p>
+    <w:p>
+      <w:pPr>
+        <w:spacing w:after="60" w:before="160"/>
+      </w:pPr>
+      <w:r>
+        <w:rPr>
+          <w:b/>
+          <w:bCs/>
+          <w:color w:val="2D3748"/>
+          <w:sz w:val="22"/>
+          <w:szCs w:val="22"/>
+        </w:rPr>
+        <w:t xml:space="preserve">What to verify:</w:t>
+      </w:r>
+    </w:p>
+    <w:p>
+      <w:pPr>
+        <w:spacing w:after="60" w:before="60"/>
+        <w:ind w:left="360"/>
+      </w:pPr>
+      <w:r>
+        <w:rPr>
+          <w:sz w:val="22"/>
+          <w:szCs w:val="22"/>
+        </w:rPr>
+        <w:t xml:space="preserve">1.  /issues lists active topics with a short description; each links to its detail page</w:t>
+      </w:r>
+    </w:p>
+    <w:p>
+      <w:pPr>
+        <w:spacing w:after="60" w:before="60"/>
+        <w:ind w:left="360"/>
+      </w:pPr>
+      <w:r>
+        <w:rPr>
+          <w:sz w:val="22"/>
+          <w:szCs w:val="22"/>
+        </w:rPr>
+        <w:t xml:space="preserve">2.  The detail page groups matched resources by type (Pathways, Challenges, Resources, Blog Posts)</w:t>
+      </w:r>
+    </w:p>
+    <w:p>
+      <w:pPr>
+        <w:spacing w:after="60" w:before="60"/>
+        <w:ind w:left="360"/>
+      </w:pPr>
+      <w:r>
+        <w:rPr>
+          <w:sz w:val="22"/>
+          <w:szCs w:val="22"/>
+        </w:rPr>
+        <w:t xml:space="preserve">3.  Signed out, a "Sign in to track this issue" prompt appears instead of a tracking control</w:t>
+      </w:r>
+    </w:p>
+    <w:p>
+      <w:pPr>
+        <w:spacing w:after="60" w:before="60"/>
+        <w:ind w:left="360"/>
+      </w:pPr>
+      <w:r>
+        <w:rPr>
+          <w:sz w:val="22"/>
+          <w:szCs w:val="22"/>
+        </w:rPr>
+        <w:t xml:space="preserve">4.  Signed in, "I'm dealing with this" logs the issue against your account and awards 5 loyalty points</w:t>
+      </w:r>
+    </w:p>
+    <w:p>
+      <w:pPr>
+        <w:spacing w:after="60" w:before="60"/>
+        <w:ind w:left="360"/>
+      </w:pPr>
+      <w:r>
+        <w:rPr>
+          <w:sz w:val="22"/>
+          <w:szCs w:val="22"/>
+        </w:rPr>
+        <w:t xml:space="preserve">5.  Once logged, the page shows a "Tracking this issue" / "Resolved" status pill, plus "Mark as resolved" / "Mark as unresolved" and "Stop tracking" controls</w:t>
+      </w:r>
+    </w:p>
+    <w:p>
+      <w:pPr>
+        <w:spacing w:after="60" w:before="60"/>
+        <w:ind w:left="360"/>
+      </w:pPr>
+      <w:r>
+        <w:rPr>
+          <w:sz w:val="22"/>
+          <w:szCs w:val="22"/>
+        </w:rPr>
+        <w:t xml:space="preserve">6.  "Stop tracking" removes the logged issue and reverts the page to the "I'm dealing with this" state</w:t>
+      </w:r>
+    </w:p>
+    <w:p>
+      <w:pPr>
+        <w:pBdr>
+          <w:left w:val="single" w:color="D97706" w:sz="6" w:space="8"/>
+        </w:pBdr>
+        <w:spacing w:after="120" w:before="120"/>
+        <w:ind w:left="360" w:right="360"/>
+      </w:pPr>
+      <w:r>
+        <w:rPr>
+          <w:b/>
+          <w:bCs/>
+          <w:color w:val="744210"/>
+          <w:sz w:val="20"/>
+          <w:szCs w:val="20"/>
+        </w:rPr>
+        <w:t xml:space="preserve">Note: </w:t>
+      </w:r>
+      <w:r>
+        <w:rPr>
+          <w:i/>
+          <w:iCs/>
+          <w:color w:val="744210"/>
+          <w:sz w:val="20"/>
+          <w:szCs w:val="20"/>
+        </w:rPr>
+        <w:t xml:space="preserve">There is no separate member-facing "issue log" list page — no /account/issues page exists in the app, even though the Personalized Home recommendation code references that path as a fallback link for ISSUE-type recommendations without a slug. All tracking, resolving, and stop-tracking happens directly on the public /issues/[slug] topic page itself, gated by sign-in state.</w:t>
+      </w:r>
+    </w:p>
+    <w:p>
+      <w:pPr>
+        <w:pStyle w:val="Heading2"/>
+        <w:spacing w:after="80" w:before="360"/>
+      </w:pPr>
+      <w:r>
+        <w:t xml:space="preserve">10.9  Personalized Home</w:t>
+      </w:r>
+    </w:p>
+    <w:p>
+      <w:pPr>
+        <w:spacing w:after="100" w:before="60"/>
+      </w:pPr>
+      <w:r>
+        <w:rPr>
+          <w:b/>
+          <w:bCs/>
+          <w:color w:val="2D3748"/>
+          <w:sz w:val="22"/>
+          <w:szCs w:val="22"/>
+        </w:rPr>
+        <w:t xml:space="preserve">URL: </w:t>
+      </w:r>
+      <w:r>
+        <w:rPr>
+          <w:rFonts w:ascii="Courier New" w:cs="Courier New" w:eastAsia="Courier New" w:hAnsi="Courier New"/>
+          <w:color w:val="2B6CB0"/>
+          <w:sz w:val="22"/>
+          <w:szCs w:val="22"/>
+        </w:rPr>
+        <w:t xml:space="preserve">fixernation.org/account/home</w:t>
+      </w:r>
+    </w:p>
+    <w:p>
+      <w:pPr>
+        <w:pBdr>
+          <w:top w:val="single" w:color="CBD5E0" w:sz="4" w:space="4"/>
+          <w:bottom w:val="single" w:color="CBD5E0" w:sz="4" w:space="4"/>
+          <w:left w:val="single" w:color="CBD5E0" w:sz="4" w:space="4"/>
+          <w:right w:val="single" w:color="CBD5E0" w:sz="4" w:space="4"/>
+        </w:pBdr>
+        <w:spacing w:after="240" w:before="120"/>
+      </w:pPr>
+      <w:r>
+        <w:drawing>
+          <wp:inline distT="0" distB="0" distL="0" distR="0">
+            <wp:extent cx="5486400" cy="3429000"/>
+            <wp:effectExtent t="0" r="0" b="0" l="0"/>
+            <wp:docPr id="1" name="" descr="" title=""/>
+            <wp:cNvGraphicFramePr>
+              <a:graphicFrameLocks xmlns:a="http://schemas.openxmlformats.org/drawingml/2006/main" noChangeAspect="1"/>
+            </wp:cNvGraphicFramePr>
+            <a:graphic xmlns:a="http://schemas.openxmlformats.org/drawingml/2006/main">
+              <a:graphicData uri="http://schemas.openxmlformats.org/drawingml/2006/picture">
+                <pic:pic xmlns:pic="http://schemas.openxmlformats.org/drawingml/2006/picture">
+                  <pic:nvPicPr>
+                    <pic:cNvPr id="0" name="" descr=""/>
+                    <pic:cNvPicPr>
+                      <a:picLocks noChangeAspect="1" noChangeArrowheads="1"/>
+                    </pic:cNvPicPr>
+                  </pic:nvPicPr>
+                  <pic:blipFill>
+                    <a:blip r:embed="rId36" cstate="none"/>
+                    <a:srcRect/>
+                    <a:stretch>
+                      <a:fillRect/>
+                    </a:stretch>
+                  </pic:blipFill>
+                  <pic:spPr bwMode="auto">
+                    <a:xfrm>
+                      <a:off x="0" y="0"/>
+                      <a:ext cx="5486400" cy="3429000"/>
+                    </a:xfrm>
+                    <a:prstGeom prst="rect">
+                      <a:avLst/>
+                    </a:prstGeom>
+                  </pic:spPr>
+                </pic:pic>
+              </a:graphicData>
+            </a:graphic>
+          </wp:inline>
+        </w:drawing>
+      </w:r>
+    </w:p>
+    <w:p>
+      <w:pPr>
+        <w:spacing w:after="60" w:before="160"/>
+      </w:pPr>
+      <w:r>
+        <w:rPr>
+          <w:b/>
+          <w:bCs/>
+          <w:color w:val="2D3748"/>
+          <w:sz w:val="22"/>
+          <w:szCs w:val="22"/>
+        </w:rPr>
+        <w:t xml:space="preserve">How to get here:</w:t>
+      </w:r>
+    </w:p>
+    <w:p>
+      <w:pPr>
+        <w:spacing w:after="60" w:before="60"/>
+        <w:ind w:left="360"/>
+      </w:pPr>
+      <w:r>
+        <w:rPr>
+          <w:sz w:val="22"/>
+          <w:szCs w:val="22"/>
+        </w:rPr>
+        <w:t xml:space="preserve">1.  Click "Home" under My Journey in the account nav</w:t>
+      </w:r>
+    </w:p>
+    <w:p>
+      <w:pPr>
+        <w:spacing w:after="60" w:before="160"/>
+      </w:pPr>
+      <w:r>
+        <w:rPr>
+          <w:b/>
+          <w:bCs/>
+          <w:color w:val="2D3748"/>
+          <w:sz w:val="22"/>
+          <w:szCs w:val="22"/>
+        </w:rPr>
+        <w:t xml:space="preserve">What to verify:</w:t>
+      </w:r>
+    </w:p>
+    <w:p>
+      <w:pPr>
+        <w:spacing w:after="60" w:before="60"/>
+        <w:ind w:left="360"/>
+      </w:pPr>
+      <w:r>
+        <w:rPr>
+          <w:sz w:val="22"/>
+          <w:szCs w:val="22"/>
+        </w:rPr>
+        <w:t xml:space="preserve">1.  A time-of-day greeting (Good morning/afternoon/evening) with the member's first name, if set</w:t>
+      </w:r>
+    </w:p>
+    <w:p>
+      <w:pPr>
+        <w:spacing w:after="60" w:before="60"/>
+        <w:ind w:left="360"/>
+      </w:pPr>
+      <w:r>
+        <w:rPr>
+          <w:sz w:val="22"/>
+          <w:szCs w:val="22"/>
+        </w:rPr>
+        <w:t xml:space="preserve">2.  The "One thing today" card shows a category badge (Challenge, Pathway, Issue, or Read) and a recommended resource with a short reason</w:t>
+      </w:r>
+    </w:p>
+    <w:p>
+      <w:pPr>
+        <w:spacing w:after="60" w:before="60"/>
+        <w:ind w:left="360"/>
+      </w:pPr>
+      <w:r>
+        <w:rPr>
+          <w:sz w:val="22"/>
+          <w:szCs w:val="22"/>
+        </w:rPr>
+        <w:t xml:space="preserve">3.  "Let's do it →" marks the recommendation ACTED and awards 10 points; "Save for later" marks it SAVED; "Not for me" marks it SKIPPED</w:t>
+      </w:r>
+      <w:r>
+        <w:rPr>
+          <w:i/>
+          <w:iCs/>
+          <w:color w:val="4A5568"/>
+          <w:sz w:val="22"/>
+          <w:szCs w:val="22"/>
+        </w:rPr>
+        <w:t xml:space="preserve">  — only one action can be recorded per recommendation</w:t>
+      </w:r>
+    </w:p>
+    <w:p>
+      <w:pPr>
+        <w:spacing w:after="60" w:before="60"/>
+        <w:ind w:left="360"/>
+      </w:pPr>
+      <w:r>
+        <w:rPr>
+          <w:sz w:val="22"/>
+          <w:szCs w:val="22"/>
+        </w:rPr>
+        <w:t xml:space="preserve">4.  "Get a different suggestion" requests a fresh recommendation without waiting for the next day</w:t>
+      </w:r>
+    </w:p>
+    <w:p>
+      <w:pPr>
+        <w:spacing w:after="60" w:before="60"/>
+        <w:ind w:left="360"/>
+      </w:pPr>
+      <w:r>
+        <w:rPr>
+          <w:sz w:val="22"/>
+          <w:szCs w:val="22"/>
+        </w:rPr>
+        <w:t xml:space="preserve">5.  If no recommendation is available yet, the empty state links out to setting focus areas or joining a challenge</w:t>
+      </w:r>
+    </w:p>
+    <w:p>
+      <w:pPr>
+        <w:spacing w:after="60" w:before="60"/>
+        <w:ind w:left="360"/>
+      </w:pPr>
+      <w:r>
+        <w:rPr>
+          <w:sz w:val="22"/>
+          <w:szCs w:val="22"/>
+        </w:rPr>
+        <w:t xml:space="preserve">6.  A "Jump to" row of quick links covers My Plan, My Challenges, My Pathways, Daily Check-In, and Reflections</w:t>
       </w:r>
     </w:p>
     <w:p>
